--- a/Kevin Pedraza actividad-evaluativa-clase04.docx
+++ b/Kevin Pedraza actividad-evaluativa-clase04.docx
@@ -1002,13 +1002,7 @@
       </w:r>
       <w:proofErr w:type="gramStart"/>
       <w:r>
-        <w:t>(</w:t>
-      </w:r>
-      <w:r>
-        <w:t>!</w:t>
-      </w:r>
-      <w:r>
-        <w:t>usuario</w:t>
+        <w:t>(!usuario</w:t>
       </w:r>
       <w:proofErr w:type="gramEnd"/>
       <w:r>
@@ -1096,15 +1090,24 @@
       </w:r>
       <w:proofErr w:type="spellEnd"/>
       <w:r>
-        <w:t xml:space="preserve"> (</w:t>
-      </w:r>
-      <w:proofErr w:type="spellStart"/>
+        <w:t xml:space="preserve"> </w:t>
+      </w:r>
       <w:proofErr w:type="gramStart"/>
       <w:r>
-        <w:t>texto.length</w:t>
-      </w:r>
-      <w:proofErr w:type="spellEnd"/>
+        <w:t>(</w:t>
+      </w:r>
+      <w:r>
+        <w:t>!</w:t>
+      </w:r>
+      <w:proofErr w:type="spellStart"/>
+      <w:r>
+        <w:t>texto</w:t>
+      </w:r>
       <w:proofErr w:type="gramEnd"/>
+      <w:r>
+        <w:t>.length</w:t>
+      </w:r>
+      <w:proofErr w:type="spellEnd"/>
       <w:r>
         <w:t>===</w:t>
       </w:r>
@@ -1154,6 +1157,22 @@
           <w:sz w:val="18"/>
           <w:szCs w:val="18"/>
         </w:rPr>
+        <w:t>" dijo</w:t>
+      </w:r>
+      <w:r>
+        <w:rPr>
+          <w:rFonts w:ascii="Consolas" w:eastAsia="Consolas" w:hAnsi="Consolas" w:cs="Consolas"/>
+          <w:sz w:val="18"/>
+          <w:szCs w:val="18"/>
+        </w:rPr>
+        <w:t xml:space="preserve"> </w:t>
+      </w:r>
+      <w:r>
+        <w:rPr>
+          <w:rFonts w:ascii="Consolas" w:eastAsia="Consolas" w:hAnsi="Consolas" w:cs="Consolas"/>
+          <w:sz w:val="18"/>
+          <w:szCs w:val="18"/>
+        </w:rPr>
         <w:t>"</w:t>
       </w:r>
       <w:r>
@@ -1162,25 +1181,7 @@
           <w:sz w:val="18"/>
           <w:szCs w:val="18"/>
         </w:rPr>
-        <w:t xml:space="preserve"> dijo: </w:t>
-      </w:r>
-      <w:proofErr w:type="gramStart"/>
-      <w:r>
-        <w:rPr>
-          <w:rFonts w:ascii="Consolas" w:eastAsia="Consolas" w:hAnsi="Consolas" w:cs="Consolas"/>
-          <w:sz w:val="18"/>
-          <w:szCs w:val="18"/>
-        </w:rPr>
-        <w:t>“ +</w:t>
-      </w:r>
-      <w:proofErr w:type="gramEnd"/>
-      <w:r>
-        <w:rPr>
-          <w:rFonts w:ascii="Consolas" w:eastAsia="Consolas" w:hAnsi="Consolas" w:cs="Consolas"/>
-          <w:sz w:val="18"/>
-          <w:szCs w:val="18"/>
-        </w:rPr>
-        <w:t xml:space="preserve"> texto);</w:t>
+        <w:t>: + texto);</w:t>
       </w:r>
     </w:p>
     <w:p>
@@ -2762,6 +2763,7 @@
   <w:style w:type="character" w:default="1" w:styleId="Fuentedeprrafopredeter">
     <w:name w:val="Default Paragraph Font"/>
     <w:uiPriority w:val="1"/>
+    <w:semiHidden/>
     <w:unhideWhenUsed/>
   </w:style>
   <w:style w:type="table" w:default="1" w:styleId="Tablanormal">
